--- a/Steps to run and reproduce.docx
+++ b/Steps to run and reproduce.docx
@@ -80,7 +80,13 @@
         <w:rPr>
           <w:rFonts w:ascii="Times New Roman" w:hAnsi="Times New Roman" w:cs="Times New Roman"/>
         </w:rPr>
-        <w:t>describes the exact steps required to set up the environment, ingest the email data, start the backend API, and interact with the system through the frontend UI. Following these steps should allow anyone to reproduce the results of this project from scratch.</w:t>
+        <w:t>tells you the</w:t>
+      </w:r>
+      <w:r>
+        <w:rPr>
+          <w:rFonts w:ascii="Times New Roman" w:hAnsi="Times New Roman" w:cs="Times New Roman"/>
+        </w:rPr>
+        <w:t xml:space="preserve"> steps required to set up the environment, ingest the email data, start the backend API, and interact with the system through the frontend UI. Following these steps should allow anyone to reproduce the results of this project from scratch.</w:t>
       </w:r>
     </w:p>
     <w:p>
@@ -198,31 +204,7 @@
           <w:i/>
           <w:iCs/>
         </w:rPr>
-        <w:t xml:space="preserve">My </w:t>
-      </w:r>
-      <w:r>
-        <w:rPr>
-          <w:rFonts w:ascii="Times New Roman" w:hAnsi="Times New Roman" w:cs="Times New Roman"/>
-          <w:i/>
-          <w:iCs/>
-        </w:rPr>
-        <w:t xml:space="preserve">machine </w:t>
-      </w:r>
-      <w:r>
-        <w:rPr>
-          <w:rFonts w:ascii="Times New Roman" w:hAnsi="Times New Roman" w:cs="Times New Roman"/>
-          <w:i/>
-          <w:iCs/>
-        </w:rPr>
-        <w:t>was only capable of this RAM, so this project is best suitable (</w:t>
-      </w:r>
-      <w:r>
-        <w:rPr>
-          <w:rFonts w:ascii="Times New Roman" w:hAnsi="Times New Roman" w:cs="Times New Roman"/>
-          <w:i/>
-          <w:iCs/>
-        </w:rPr>
-        <w:t>with at least 8 GB RAM (recommended for stable LLM inference)</w:t>
+        <w:t>My machine was only capable of this RAM, so this project is best suitable (with at least 8 GB RAM (recommended for stable LLM inference)</w:t>
       </w:r>
     </w:p>
     <w:p>
@@ -284,19 +266,7 @@
         <w:rPr>
           <w:rFonts w:ascii="Times New Roman" w:hAnsi="Times New Roman" w:cs="Times New Roman"/>
         </w:rPr>
-        <w:t xml:space="preserve">Clone the project repository and </w:t>
-      </w:r>
-      <w:r>
-        <w:rPr>
-          <w:rFonts w:ascii="Times New Roman" w:hAnsi="Times New Roman" w:cs="Times New Roman"/>
-        </w:rPr>
-        <w:t>navigate</w:t>
-      </w:r>
-      <w:r>
-        <w:rPr>
-          <w:rFonts w:ascii="Times New Roman" w:hAnsi="Times New Roman" w:cs="Times New Roman"/>
-        </w:rPr>
-        <w:t xml:space="preserve"> it:</w:t>
+        <w:t>Clone the project repository and navigate it:</w:t>
       </w:r>
     </w:p>
     <w:p>
@@ -608,14 +578,7 @@
           <w:rFonts w:ascii="Times New Roman" w:hAnsi="Times New Roman" w:cs="Times New Roman"/>
           <w:color w:val="4C94D8" w:themeColor="text2" w:themeTint="80"/>
         </w:rPr>
-        <w:t>ollama pull mistral</w:t>
-      </w:r>
-      <w:r>
-        <w:rPr>
-          <w:rFonts w:ascii="Times New Roman" w:hAnsi="Times New Roman" w:cs="Times New Roman"/>
-          <w:color w:val="4C94D8" w:themeColor="text2" w:themeTint="80"/>
-        </w:rPr>
-        <w:t xml:space="preserve"> </w:t>
+        <w:t xml:space="preserve">ollama pull mistral </w:t>
       </w:r>
     </w:p>
     <w:p>
@@ -785,7 +748,7 @@
           <w:rFonts w:ascii="Times New Roman" w:hAnsi="Times New Roman" w:cs="Times New Roman"/>
           <w:color w:val="4C94D8" w:themeColor="text2" w:themeTint="80"/>
         </w:rPr>
-        <w:t>python ingest_local.py --user_id user1 --mbox data/emails/synthetic_user1.mbox</w:t>
+        <w:t>python -m app.ingest_local --user_id user1 --mbox data/emails/synthetic_user1.mbox</w:t>
       </w:r>
     </w:p>
     <w:p>
@@ -800,7 +763,7 @@
           <w:rFonts w:ascii="Times New Roman" w:hAnsi="Times New Roman" w:cs="Times New Roman"/>
           <w:color w:val="4C94D8" w:themeColor="text2" w:themeTint="80"/>
         </w:rPr>
-        <w:t>python ingest_local.py --user_id user1 --mbox data/emails/synthetic_user1.mbox</w:t>
+        <w:t>python -m app.ingest_local --user_id user2 --mbox data/emails/synthetic_user2.mbox</w:t>
       </w:r>
     </w:p>
     <w:p>
@@ -924,7 +887,21 @@
           <w:rFonts w:ascii="Times New Roman" w:hAnsi="Times New Roman" w:cs="Times New Roman"/>
           <w:color w:val="4C94D8" w:themeColor="text2" w:themeTint="80"/>
         </w:rPr>
-        <w:t>uvicorn app:app --reload</w:t>
+        <w:t xml:space="preserve">uvicorn app.api:app </w:t>
+      </w:r>
+      <w:r>
+        <w:rPr>
+          <w:rFonts w:ascii="Times New Roman" w:hAnsi="Times New Roman" w:cs="Times New Roman"/>
+          <w:color w:val="4C94D8" w:themeColor="text2" w:themeTint="80"/>
+        </w:rPr>
+        <w:t>–</w:t>
+      </w:r>
+      <w:r>
+        <w:rPr>
+          <w:rFonts w:ascii="Times New Roman" w:hAnsi="Times New Roman" w:cs="Times New Roman"/>
+          <w:color w:val="4C94D8" w:themeColor="text2" w:themeTint="80"/>
+        </w:rPr>
+        <w:t>reload</w:t>
       </w:r>
     </w:p>
     <w:p>
@@ -1047,11 +1024,6 @@
       </w:r>
     </w:p>
     <w:p>
-      <w:pPr>
-        <w:rPr>
-          <w:rFonts w:ascii="Times New Roman" w:hAnsi="Times New Roman" w:cs="Times New Roman"/>
-        </w:rPr>
-      </w:pPr>
       <w:hyperlink r:id="rId7" w:history="1">
         <w:r>
           <w:rPr>
@@ -1388,32 +1360,55 @@
     </w:p>
     <w:p>
       <w:pPr>
+        <w:pStyle w:val="ListParagraph"/>
         <w:numPr>
           <w:ilvl w:val="0"/>
           <w:numId w:val="12"/>
         </w:numPr>
-        <w:tabs>
-          <w:tab w:val="clear" w:pos="720"/>
-        </w:tabs>
-        <w:rPr>
-          <w:rFonts w:ascii="Times New Roman" w:hAnsi="Times New Roman" w:cs="Times New Roman"/>
-        </w:rPr>
-      </w:pPr>
-      <w:r>
-        <w:rPr>
-          <w:rFonts w:ascii="Times New Roman" w:hAnsi="Times New Roman" w:cs="Times New Roman"/>
-        </w:rPr>
-        <w:t>python ingest_local.py --user_id user1 --mbox data/emails/synthetic_user1.mbox</w:t>
-      </w:r>
-    </w:p>
-    <w:p>
-      <w:pPr>
+        <w:rPr>
+          <w:rFonts w:ascii="Times New Roman" w:hAnsi="Times New Roman" w:cs="Times New Roman"/>
+          <w:color w:val="4C94D8" w:themeColor="text2" w:themeTint="80"/>
+        </w:rPr>
+      </w:pPr>
+      <w:r>
+        <w:rPr>
+          <w:rFonts w:ascii="Times New Roman" w:hAnsi="Times New Roman" w:cs="Times New Roman"/>
+          <w:color w:val="4C94D8" w:themeColor="text2" w:themeTint="80"/>
+        </w:rPr>
+        <w:t>python -m app.ingest_local --user_id user1 --mbox data/emails/synthetic_user1.mbox</w:t>
+      </w:r>
+    </w:p>
+    <w:p>
+      <w:pPr>
+        <w:pStyle w:val="ListParagraph"/>
         <w:numPr>
           <w:ilvl w:val="0"/>
           <w:numId w:val="12"/>
         </w:numPr>
         <w:rPr>
           <w:rFonts w:ascii="Times New Roman" w:hAnsi="Times New Roman" w:cs="Times New Roman"/>
+          <w:color w:val="4C94D8" w:themeColor="text2" w:themeTint="80"/>
+        </w:rPr>
+      </w:pPr>
+      <w:r>
+        <w:rPr>
+          <w:rFonts w:ascii="Times New Roman" w:hAnsi="Times New Roman" w:cs="Times New Roman"/>
+          <w:color w:val="4C94D8" w:themeColor="text2" w:themeTint="80"/>
+        </w:rPr>
+        <w:t>python -m app.ingest_local --user_id user2 --mbox data/emails/synthetic_user2.mbox</w:t>
+      </w:r>
+    </w:p>
+    <w:p>
+      <w:pPr>
+        <w:numPr>
+          <w:ilvl w:val="0"/>
+          <w:numId w:val="12"/>
+        </w:numPr>
+        <w:tabs>
+          <w:tab w:val="clear" w:pos="720"/>
+        </w:tabs>
+        <w:rPr>
+          <w:rFonts w:ascii="Times New Roman" w:hAnsi="Times New Roman" w:cs="Times New Roman"/>
         </w:rPr>
       </w:pPr>
       <w:r>
@@ -1664,12 +1659,15 @@
       <w:r>
         <w:rPr>
           <w:rFonts w:ascii="Times New Roman" w:hAnsi="Times New Roman" w:cs="Times New Roman"/>
+          <w:b/>
+          <w:bCs/>
+          <w:noProof/>
         </w:rPr>
         <w:drawing>
-          <wp:inline distT="0" distB="0" distL="0" distR="0" wp14:anchorId="48A034D9" wp14:editId="0532A39B">
-            <wp:extent cx="5943600" cy="2376170"/>
-            <wp:effectExtent l="0" t="0" r="0" b="5080"/>
-            <wp:docPr id="930394824" name="Picture 1"/>
+          <wp:inline distT="0" distB="0" distL="0" distR="0" wp14:anchorId="194063F6" wp14:editId="0F42DF11">
+            <wp:extent cx="5943600" cy="3379470"/>
+            <wp:effectExtent l="0" t="0" r="0" b="0"/>
+            <wp:docPr id="1306264948" name="Picture 1"/>
             <wp:cNvGraphicFramePr>
               <a:graphicFrameLocks xmlns:a="http://schemas.openxmlformats.org/drawingml/2006/main" noChangeAspect="1"/>
             </wp:cNvGraphicFramePr>
@@ -1677,7 +1675,7 @@
               <a:graphicData uri="http://schemas.openxmlformats.org/drawingml/2006/picture">
                 <pic:pic xmlns:pic="http://schemas.openxmlformats.org/drawingml/2006/picture">
                   <pic:nvPicPr>
-                    <pic:cNvPr id="930394824" name=""/>
+                    <pic:cNvPr id="1306264948" name=""/>
                     <pic:cNvPicPr/>
                   </pic:nvPicPr>
                   <pic:blipFill>
@@ -1689,7 +1687,7 @@
                   <pic:spPr>
                     <a:xfrm>
                       <a:off x="0" y="0"/>
-                      <a:ext cx="5943600" cy="2376170"/>
+                      <a:ext cx="5943600" cy="3379470"/>
                     </a:xfrm>
                     <a:prstGeom prst="rect">
                       <a:avLst/>
@@ -1708,16 +1706,26 @@
           <w:rFonts w:ascii="Times New Roman" w:hAnsi="Times New Roman" w:cs="Times New Roman"/>
         </w:rPr>
       </w:pPr>
-      <w:r>
-        <w:rPr>
-          <w:rFonts w:ascii="Times New Roman" w:hAnsi="Times New Roman" w:cs="Times New Roman"/>
+    </w:p>
+    <w:p>
+      <w:pPr>
+        <w:rPr>
+          <w:rFonts w:ascii="Times New Roman" w:hAnsi="Times New Roman" w:cs="Times New Roman"/>
+        </w:rPr>
+      </w:pPr>
+      <w:r>
+        <w:rPr>
+          <w:rFonts w:ascii="Times New Roman" w:hAnsi="Times New Roman" w:cs="Times New Roman"/>
+          <w:b/>
+          <w:bCs/>
+          <w:noProof/>
         </w:rPr>
         <w:lastRenderedPageBreak/>
         <w:drawing>
-          <wp:inline distT="0" distB="0" distL="0" distR="0" wp14:anchorId="69097AE1" wp14:editId="47A531DB">
-            <wp:extent cx="5943600" cy="3528060"/>
+          <wp:inline distT="0" distB="0" distL="0" distR="0" wp14:anchorId="1F3AD7D3" wp14:editId="705230CF">
+            <wp:extent cx="5943600" cy="3910965"/>
             <wp:effectExtent l="0" t="0" r="0" b="0"/>
-            <wp:docPr id="645849305" name="Picture 1"/>
+            <wp:docPr id="428400518" name="Picture 1"/>
             <wp:cNvGraphicFramePr>
               <a:graphicFrameLocks xmlns:a="http://schemas.openxmlformats.org/drawingml/2006/main" noChangeAspect="1"/>
             </wp:cNvGraphicFramePr>
@@ -1725,7 +1733,7 @@
               <a:graphicData uri="http://schemas.openxmlformats.org/drawingml/2006/picture">
                 <pic:pic xmlns:pic="http://schemas.openxmlformats.org/drawingml/2006/picture">
                   <pic:nvPicPr>
-                    <pic:cNvPr id="645849305" name=""/>
+                    <pic:cNvPr id="428400518" name=""/>
                     <pic:cNvPicPr/>
                   </pic:nvPicPr>
                   <pic:blipFill>
@@ -1737,7 +1745,7 @@
                   <pic:spPr>
                     <a:xfrm>
                       <a:off x="0" y="0"/>
-                      <a:ext cx="5943600" cy="3528060"/>
+                      <a:ext cx="5943600" cy="3910965"/>
                     </a:xfrm>
                     <a:prstGeom prst="rect">
                       <a:avLst/>
@@ -1756,93 +1764,6 @@
           <w:rFonts w:ascii="Times New Roman" w:hAnsi="Times New Roman" w:cs="Times New Roman"/>
         </w:rPr>
       </w:pPr>
-      <w:r>
-        <w:rPr>
-          <w:rFonts w:ascii="Times New Roman" w:hAnsi="Times New Roman" w:cs="Times New Roman"/>
-        </w:rPr>
-        <w:drawing>
-          <wp:inline distT="0" distB="0" distL="0" distR="0" wp14:anchorId="69642F39" wp14:editId="4C617552">
-            <wp:extent cx="5943600" cy="3126105"/>
-            <wp:effectExtent l="0" t="0" r="0" b="0"/>
-            <wp:docPr id="1849118449" name="Picture 1"/>
-            <wp:cNvGraphicFramePr>
-              <a:graphicFrameLocks xmlns:a="http://schemas.openxmlformats.org/drawingml/2006/main" noChangeAspect="1"/>
-            </wp:cNvGraphicFramePr>
-            <a:graphic xmlns:a="http://schemas.openxmlformats.org/drawingml/2006/main">
-              <a:graphicData uri="http://schemas.openxmlformats.org/drawingml/2006/picture">
-                <pic:pic xmlns:pic="http://schemas.openxmlformats.org/drawingml/2006/picture">
-                  <pic:nvPicPr>
-                    <pic:cNvPr id="1849118449" name=""/>
-                    <pic:cNvPicPr/>
-                  </pic:nvPicPr>
-                  <pic:blipFill>
-                    <a:blip r:embed="rId10"/>
-                    <a:stretch>
-                      <a:fillRect/>
-                    </a:stretch>
-                  </pic:blipFill>
-                  <pic:spPr>
-                    <a:xfrm>
-                      <a:off x="0" y="0"/>
-                      <a:ext cx="5943600" cy="3126105"/>
-                    </a:xfrm>
-                    <a:prstGeom prst="rect">
-                      <a:avLst/>
-                    </a:prstGeom>
-                  </pic:spPr>
-                </pic:pic>
-              </a:graphicData>
-            </a:graphic>
-          </wp:inline>
-        </w:drawing>
-      </w:r>
-    </w:p>
-    <w:p>
-      <w:pPr>
-        <w:rPr>
-          <w:rFonts w:ascii="Times New Roman" w:hAnsi="Times New Roman" w:cs="Times New Roman"/>
-        </w:rPr>
-      </w:pPr>
-      <w:r>
-        <w:rPr>
-          <w:rFonts w:ascii="Times New Roman" w:hAnsi="Times New Roman" w:cs="Times New Roman"/>
-        </w:rPr>
-        <w:drawing>
-          <wp:inline distT="0" distB="0" distL="0" distR="0" wp14:anchorId="79699EB8" wp14:editId="26AAD0ED">
-            <wp:extent cx="5943600" cy="1305560"/>
-            <wp:effectExtent l="0" t="0" r="0" b="8890"/>
-            <wp:docPr id="1436419852" name="Picture 1"/>
-            <wp:cNvGraphicFramePr>
-              <a:graphicFrameLocks xmlns:a="http://schemas.openxmlformats.org/drawingml/2006/main" noChangeAspect="1"/>
-            </wp:cNvGraphicFramePr>
-            <a:graphic xmlns:a="http://schemas.openxmlformats.org/drawingml/2006/main">
-              <a:graphicData uri="http://schemas.openxmlformats.org/drawingml/2006/picture">
-                <pic:pic xmlns:pic="http://schemas.openxmlformats.org/drawingml/2006/picture">
-                  <pic:nvPicPr>
-                    <pic:cNvPr id="1436419852" name=""/>
-                    <pic:cNvPicPr/>
-                  </pic:nvPicPr>
-                  <pic:blipFill>
-                    <a:blip r:embed="rId11"/>
-                    <a:stretch>
-                      <a:fillRect/>
-                    </a:stretch>
-                  </pic:blipFill>
-                  <pic:spPr>
-                    <a:xfrm>
-                      <a:off x="0" y="0"/>
-                      <a:ext cx="5943600" cy="1305560"/>
-                    </a:xfrm>
-                    <a:prstGeom prst="rect">
-                      <a:avLst/>
-                    </a:prstGeom>
-                  </pic:spPr>
-                </pic:pic>
-              </a:graphicData>
-            </a:graphic>
-          </wp:inline>
-        </w:drawing>
-      </w:r>
     </w:p>
     <w:sectPr>
       <w:pgSz w:w="12240" w:h="15840"/>
@@ -4454,6 +4375,7 @@
   <w:style w:type="character" w:default="1" w:styleId="DefaultParagraphFont">
     <w:name w:val="Default Paragraph Font"/>
     <w:uiPriority w:val="1"/>
+    <w:semiHidden/>
     <w:unhideWhenUsed/>
   </w:style>
   <w:style w:type="table" w:default="1" w:styleId="TableNormal">
